--- a/KHBD_Tin_học/Lớp_3/Tuần_04/KHBD_Tin_hoc_Lớp_3_Tiet03_Bai_2_Xu_li_thong_tin_Tiet_1.docx
+++ b/KHBD_Tin_học/Lớp_3/Tuần_04/KHBD_Tin_hoc_Lớp_3_Tiet03_Bai_2_Xu_li_thong_tin_Tiet_1.docx
@@ -392,18 +392,29 @@
     </w:p>
     <w:p>
       <w:pPr>
-        <w:spacing w:line="319" w:lineRule="auto" w:after="60" w:before="0"/>
-        <w:ind w:firstLine="0" w:left="850"/>
+        <w:spacing w:line="276" w:lineRule="auto" w:after="0" w:before="0"/>
+        <w:ind w:left="850" w:firstLine="0"/>
         <w:jc w:val="both"/>
       </w:pPr>
       <w:r>
         <w:rPr>
-          <w:rFonts w:ascii="Times New Roman" w:hAnsi="Times New Roman" w:eastAsia="Times New Roman"/>
-          <w:b w:val="0"/>
-          <w:i w:val="0"/>
+          <w:rFonts w:ascii="Times New Roman" w:hAnsi="Times New Roman" w:cs="Times New Roman"/>
           <w:sz w:val="26"/>
         </w:rPr>
-        <w:t>- Miền V. Giải quyết vấn đề (thành tố 5.3. Sử dụng sáng tạo công nghệ số – Bậc 1): Sử dụng công cụ số để giải quyết vấn đề đơn giản trong bài học. (Đạt được thông qua Hoạt động 2, Hoạt động 3)</w:t>
+        <w:t>- 1.3.CB1a: Xác định được cách tổ chức, lưu trữ và truy xuất dữ liệu, thông tin và nội dung một cách đơn giản trong môi trường số. (Tổ chức, lưu trữ, đổi tên và sắp xếp dữ liệu, tệp tin và thư mục khoa học). (Đạt được thông qua Hoạt động 2, Hoạt động 3)</w:t>
+      </w:r>
+    </w:p>
+    <w:p>
+      <w:pPr>
+        <w:spacing w:after="0" w:line="276" w:lineRule="auto"/>
+        <w:ind w:left="850" w:firstLine="0"/>
+      </w:pPr>
+      <w:r>
+        <w:rPr>
+          <w:rFonts w:ascii="Times New Roman" w:hAnsi="Times New Roman" w:cs="Times New Roman"/>
+          <w:sz w:val="26"/>
+        </w:rPr>
+        <w:t>- 1.1.CB1c: Xác định được các chiến lược tìm kiếm đơn giản. (Nhận diện, tìm kiếm và truy xuất thông tin, dữ liệu trong môi trường máy tính). (Đạt được thông qua Hoạt động 1, Hoạt động 4)</w:t>
       </w:r>
     </w:p>
     <w:p>
